--- a/ข้อมูลทำระบบ ME-Learning/4. Pre-Post Test/M8 แบบทดสอบ.docx
+++ b/ข้อมูลทำระบบ ME-Learning/4. Pre-Post Test/M8 แบบทดสอบ.docx
@@ -4937,8 +4937,6 @@
       <w:r>
         <w:rPr>
           <w:rFonts w:ascii="TH SarabunPSK" w:hAnsi="TH SarabunPSK" w:cs="TH SarabunPSK"/>
-          <w:b/>
-          <w:bCs/>
           <w:color w:val="000000" w:themeColor="text1"/>
           <w:sz w:val="32"/>
           <w:szCs w:val="32"/>
